--- a/mps-nivel-c/oficial/04_registros/AASP_CNJ/TAP-AASPCNJ01-001_Termo-de-Abertura.docx
+++ b/mps-nivel-c/oficial/04_registros/AASP_CNJ/TAP-AASPCNJ01-001_Termo-de-Abertura.docx
@@ -1410,7 +1410,7 @@
                 <w:i w:val="0"/>
                 <w:sz w:val="20"/>
               </w:rPr>
-              <w:t>Raony</w:t>
+              <w:t>Raony Chagas</w:t>
             </w:r>
           </w:p>
         </w:tc>
@@ -1465,7 +1465,7 @@
                 <w:i w:val="0"/>
                 <w:sz w:val="20"/>
               </w:rPr>
-              <w:t>Levi (incorporado em abr/2026)</w:t>
+              <w:t>Levi Santos (incorporado em abr/2026)</w:t>
             </w:r>
           </w:p>
         </w:tc>

--- a/mps-nivel-c/oficial/04_registros/AASP_CNJ/TAP-AASPCNJ01-001_Termo-de-Abertura.docx
+++ b/mps-nivel-c/oficial/04_registros/AASP_CNJ/TAP-AASPCNJ01-001_Termo-de-Abertura.docx
@@ -1353,7 +1353,7 @@
                 <w:i w:val="0"/>
                 <w:sz w:val="20"/>
               </w:rPr>
-              <w:t>Cézar</w:t>
+              <w:t>Cézar Hiraki</w:t>
             </w:r>
           </w:p>
         </w:tc>

--- a/mps-nivel-c/oficial/04_registros/AASP_CNJ/TAP-AASPCNJ01-001_Termo-de-Abertura.docx
+++ b/mps-nivel-c/oficial/04_registros/AASP_CNJ/TAP-AASPCNJ01-001_Termo-de-Abertura.docx
@@ -506,7 +506,7 @@
                 <w:i w:val="0"/>
                 <w:sz w:val="20"/>
               </w:rPr>
-              <w:t>Abraão Oliveira</w:t>
+              <w:t>Cezar Hiraki Velazquez</w:t>
             </w:r>
           </w:p>
         </w:tc>
@@ -931,7 +931,7 @@
                 <w:i w:val="0"/>
                 <w:sz w:val="20"/>
               </w:rPr>
-              <w:t>Carlos Alves (Representante do Cliente)</w:t>
+              <w:t>Marcos Correa Fernandez Turnes (Representante do Cliente)</w:t>
             </w:r>
           </w:p>
         </w:tc>
@@ -1013,7 +1013,7 @@
                 <w:i w:val="0"/>
                 <w:sz w:val="20"/>
               </w:rPr>
-              <w:t>Abraão Oliveira (Gerente de Projeto / Tech Lead)</w:t>
+              <w:t>Cezar Hiraki Velazquez (Gerente de Projeto / Tech Lead)</w:t>
             </w:r>
           </w:p>
         </w:tc>
@@ -1298,7 +1298,7 @@
                 <w:i w:val="0"/>
                 <w:sz w:val="20"/>
               </w:rPr>
-              <w:t>Abraão Oliveira</w:t>
+              <w:t>Cezar Hiraki Velazquez</w:t>
             </w:r>
           </w:p>
         </w:tc>
@@ -1353,7 +1353,7 @@
                 <w:i w:val="0"/>
                 <w:sz w:val="20"/>
               </w:rPr>
-              <w:t>Cézar Hiraki</w:t>
+              <w:t>Cezar Hiraki Velazquez</w:t>
             </w:r>
           </w:p>
         </w:tc>
@@ -1465,7 +1465,7 @@
                 <w:i w:val="0"/>
                 <w:sz w:val="20"/>
               </w:rPr>
-              <w:t>Levi Santos (incorporado em abr/2026)</w:t>
+              <w:t>Renan Kiyoshi (incorporado em abr/2026)</w:t>
             </w:r>
           </w:p>
         </w:tc>
@@ -1522,7 +1522,7 @@
                 <w:i w:val="0"/>
                 <w:sz w:val="20"/>
               </w:rPr>
-              <w:t>Jonatan (a partir da Fase 5)</w:t>
+              <w:t>Caroline Sousa (a partir da Fase 5)</w:t>
             </w:r>
           </w:p>
         </w:tc>
@@ -1577,7 +1577,7 @@
                 <w:i w:val="0"/>
                 <w:sz w:val="20"/>
               </w:rPr>
-              <w:t>David</w:t>
+              <w:t>Lucas Batista</w:t>
             </w:r>
           </w:p>
         </w:tc>

--- a/mps-nivel-c/oficial/04_registros/AASP_CNJ/TAP-AASPCNJ01-001_Termo-de-Abertura.docx
+++ b/mps-nivel-c/oficial/04_registros/AASP_CNJ/TAP-AASPCNJ01-001_Termo-de-Abertura.docx
@@ -500,13 +500,7 @@
               <w:spacing w:before="40" w:after="40"/>
             </w:pPr>
             <w:r>
-              <w:rPr>
-                <w:rFonts w:ascii="Calibri" w:hAnsi="Calibri"/>
-                <w:b w:val="0"/>
-                <w:i w:val="0"/>
-                <w:sz w:val="20"/>
-              </w:rPr>
-              <w:t>Cezar Hiraki Velazquez</w:t>
+              <w:t>Abraão Oliveira</w:t>
             </w:r>
           </w:p>
         </w:tc>
@@ -1013,7 +1007,7 @@
                 <w:i w:val="0"/>
                 <w:sz w:val="20"/>
               </w:rPr>
-              <w:t>Cezar Hiraki Velazquez (Gerente de Projeto / Tech Lead)</w:t>
+              <w:t>Cézar Hiraki Velázquez (Gerente de Projeto / Tech Lead)</w:t>
             </w:r>
           </w:p>
         </w:tc>
@@ -1292,13 +1286,7 @@
               <w:spacing w:before="40" w:after="40"/>
             </w:pPr>
             <w:r>
-              <w:rPr>
-                <w:rFonts w:ascii="Calibri" w:hAnsi="Calibri"/>
-                <w:b w:val="0"/>
-                <w:i w:val="0"/>
-                <w:sz w:val="20"/>
-              </w:rPr>
-              <w:t>Cezar Hiraki Velazquez</w:t>
+              <w:t>Abraão Oliveira</w:t>
             </w:r>
           </w:p>
         </w:tc>
@@ -1353,7 +1341,7 @@
                 <w:i w:val="0"/>
                 <w:sz w:val="20"/>
               </w:rPr>
-              <w:t>Cezar Hiraki Velazquez</w:t>
+              <w:t>Cézar Hiraki Velázquez</w:t>
             </w:r>
           </w:p>
         </w:tc>
@@ -1465,7 +1453,7 @@
                 <w:i w:val="0"/>
                 <w:sz w:val="20"/>
               </w:rPr>
-              <w:t>Renan Kiyoshi (incorporado em abr/2026)</w:t>
+              <w:t>Mateus Veloso (incorporado em abr/2026)</w:t>
             </w:r>
           </w:p>
         </w:tc>

--- a/mps-nivel-c/oficial/04_registros/AASP_CNJ/TAP-AASPCNJ01-001_Termo-de-Abertura.docx
+++ b/mps-nivel-c/oficial/04_registros/AASP_CNJ/TAP-AASPCNJ01-001_Termo-de-Abertura.docx
@@ -1256,17 +1256,8 @@
             <w:shd w:val="clear" w:color="auto" w:fill="EBF5FB"/>
           </w:tcPr>
           <w:p>
-            <w:pPr>
-              <w:spacing w:before="40" w:after="40"/>
-            </w:pPr>
             <w:r>
-              <w:rPr>
-                <w:rFonts w:ascii="Calibri" w:hAnsi="Calibri"/>
-                <w:b w:val="0"/>
-                <w:i w:val="0"/>
-                <w:sz w:val="20"/>
-              </w:rPr>
-              <w:t>Gerente de Projeto / Tech Lead</w:t>
+              <w:t>Gerente de Projeto</w:t>
             </w:r>
           </w:p>
         </w:tc>
@@ -1282,9 +1273,6 @@
             <w:shd w:val="clear" w:color="auto" w:fill="EBF5FB"/>
           </w:tcPr>
           <w:p>
-            <w:pPr>
-              <w:spacing w:before="40" w:after="40"/>
-            </w:pPr>
             <w:r>
               <w:t>Abraão Oliveira</w:t>
             </w:r>
@@ -1306,17 +1294,8 @@
             </w:tcMar>
           </w:tcPr>
           <w:p>
-            <w:pPr>
-              <w:spacing w:before="40" w:after="40"/>
-            </w:pPr>
             <w:r>
-              <w:rPr>
-                <w:rFonts w:ascii="Calibri" w:hAnsi="Calibri"/>
-                <w:b w:val="0"/>
-                <w:i w:val="0"/>
-                <w:sz w:val="20"/>
-              </w:rPr>
-              <w:t>Arquiteto de Software</w:t>
+              <w:t>Tech Lead / DevOps / Arquiteto</w:t>
             </w:r>
           </w:p>
         </w:tc>
@@ -1331,16 +1310,7 @@
             </w:tcMar>
           </w:tcPr>
           <w:p>
-            <w:pPr>
-              <w:spacing w:before="40" w:after="40"/>
-            </w:pPr>
             <w:r>
-              <w:rPr>
-                <w:rFonts w:ascii="Calibri" w:hAnsi="Calibri"/>
-                <w:b w:val="0"/>
-                <w:i w:val="0"/>
-                <w:sz w:val="20"/>
-              </w:rPr>
               <w:t>Cézar Hiraki Velázquez</w:t>
             </w:r>
           </w:p>
@@ -1362,16 +1332,7 @@
             <w:shd w:val="clear" w:color="auto" w:fill="EBF5FB"/>
           </w:tcPr>
           <w:p>
-            <w:pPr>
-              <w:spacing w:before="40" w:after="40"/>
-            </w:pPr>
             <w:r>
-              <w:rPr>
-                <w:rFonts w:ascii="Calibri" w:hAnsi="Calibri"/>
-                <w:b w:val="0"/>
-                <w:i w:val="0"/>
-                <w:sz w:val="20"/>
-              </w:rPr>
               <w:t>Desenvolvedor Sênior (Principal)</w:t>
             </w:r>
           </w:p>
@@ -1388,16 +1349,7 @@
             <w:shd w:val="clear" w:color="auto" w:fill="EBF5FB"/>
           </w:tcPr>
           <w:p>
-            <w:pPr>
-              <w:spacing w:before="40" w:after="40"/>
-            </w:pPr>
             <w:r>
-              <w:rPr>
-                <w:rFonts w:ascii="Calibri" w:hAnsi="Calibri"/>
-                <w:b w:val="0"/>
-                <w:i w:val="0"/>
-                <w:sz w:val="20"/>
-              </w:rPr>
               <w:t>Raony Chagas</w:t>
             </w:r>
           </w:p>
@@ -1418,17 +1370,8 @@
             </w:tcMar>
           </w:tcPr>
           <w:p>
-            <w:pPr>
-              <w:spacing w:before="40" w:after="40"/>
-            </w:pPr>
             <w:r>
-              <w:rPr>
-                <w:rFonts w:ascii="Calibri" w:hAnsi="Calibri"/>
-                <w:b w:val="0"/>
-                <w:i w:val="0"/>
-                <w:sz w:val="20"/>
-              </w:rPr>
-              <w:t>Desenvolvedor (Suporte)</w:t>
+              <w:t>Desenvolvedor</w:t>
             </w:r>
           </w:p>
         </w:tc>
@@ -1443,17 +1386,8 @@
             </w:tcMar>
           </w:tcPr>
           <w:p>
-            <w:pPr>
-              <w:spacing w:before="40" w:after="40"/>
-            </w:pPr>
             <w:r>
-              <w:rPr>
-                <w:rFonts w:ascii="Calibri" w:hAnsi="Calibri"/>
-                <w:b w:val="0"/>
-                <w:i w:val="0"/>
-                <w:sz w:val="20"/>
-              </w:rPr>
-              <w:t>Mateus Veloso (incorporado em abr/2026)</w:t>
+              <w:t>Mateus Veloso</w:t>
             </w:r>
           </w:p>
         </w:tc>
@@ -1474,17 +1408,8 @@
             <w:shd w:val="clear" w:color="auto" w:fill="EBF5FB"/>
           </w:tcPr>
           <w:p>
-            <w:pPr>
-              <w:spacing w:before="40" w:after="40"/>
-            </w:pPr>
             <w:r>
-              <w:rPr>
-                <w:rFonts w:ascii="Calibri" w:hAnsi="Calibri"/>
-                <w:b w:val="0"/>
-                <w:i w:val="0"/>
-                <w:sz w:val="20"/>
-              </w:rPr>
-              <w:t>Analista de Testes</w:t>
+              <w:t>Desenvolvedor</w:t>
             </w:r>
           </w:p>
         </w:tc>
@@ -1500,17 +1425,8 @@
             <w:shd w:val="clear" w:color="auto" w:fill="EBF5FB"/>
           </w:tcPr>
           <w:p>
-            <w:pPr>
-              <w:spacing w:before="40" w:after="40"/>
-            </w:pPr>
             <w:r>
-              <w:rPr>
-                <w:rFonts w:ascii="Calibri" w:hAnsi="Calibri"/>
-                <w:b w:val="0"/>
-                <w:i w:val="0"/>
-                <w:sz w:val="20"/>
-              </w:rPr>
-              <w:t>Caroline Sousa (a partir da Fase 5)</w:t>
+              <w:t>Lucas Batista</w:t>
             </w:r>
           </w:p>
         </w:tc>
@@ -1530,17 +1446,8 @@
             </w:tcMar>
           </w:tcPr>
           <w:p>
-            <w:pPr>
-              <w:spacing w:before="40" w:after="40"/>
-            </w:pPr>
             <w:r>
-              <w:rPr>
-                <w:rFonts w:ascii="Calibri" w:hAnsi="Calibri"/>
-                <w:b w:val="0"/>
-                <w:i w:val="0"/>
-                <w:sz w:val="20"/>
-              </w:rPr>
-              <w:t>Infraestrutura / DevOps</w:t>
+              <w:t>Analista de QA</w:t>
             </w:r>
           </w:p>
         </w:tc>
@@ -1555,17 +1462,30 @@
             </w:tcMar>
           </w:tcPr>
           <w:p>
-            <w:pPr>
-              <w:spacing w:before="40" w:after="40"/>
-            </w:pPr>
             <w:r>
-              <w:rPr>
-                <w:rFonts w:ascii="Calibri" w:hAnsi="Calibri"/>
-                <w:b w:val="0"/>
-                <w:i w:val="0"/>
-                <w:sz w:val="20"/>
-              </w:rPr>
-              <w:t>Lucas Batista</w:t>
+              <w:t>Caroline Sousa</w:t>
+            </w:r>
+          </w:p>
+        </w:tc>
+      </w:tr>
+      <w:tr>
+        <w:tc>
+          <w:tcPr>
+            <w:tcW w:type="dxa" w:w="4451"/>
+          </w:tcPr>
+          <w:p>
+            <w:r>
+              <w:t>Auditor GQA (independente)</w:t>
+            </w:r>
+          </w:p>
+        </w:tc>
+        <w:tc>
+          <w:tcPr>
+            <w:tcW w:type="dxa" w:w="4451"/>
+          </w:tcPr>
+          <w:p>
+            <w:r>
+              <w:t>Jonathan Barbosa</w:t>
             </w:r>
           </w:p>
         </w:tc>

--- a/mps-nivel-c/oficial/04_registros/AASP_CNJ/TAP-AASPCNJ01-001_Termo-de-Abertura.docx
+++ b/mps-nivel-c/oficial/04_registros/AASP_CNJ/TAP-AASPCNJ01-001_Termo-de-Abertura.docx
@@ -34,7 +34,7 @@
           <w:color w:val="555555"/>
           <w:sz w:val="20"/>
         </w:rPr>
-        <w:t>TAP-AASPCNJ01-001   ·   Versão Data   ·   01/10/2025   ·   Timeware Brasil</w:t>
+        <w:t>TAP-AASPCNJ01-001   ·   Versão 1.0   ·   01/10/2025   ·   Timeware Brasil</w:t>
       </w:r>
     </w:p>
     <w:p>

--- a/mps-nivel-c/oficial/04_registros/AASP_CNJ/TAP-AASPCNJ01-001_Termo-de-Abertura.docx
+++ b/mps-nivel-c/oficial/04_registros/AASP_CNJ/TAP-AASPCNJ01-001_Termo-de-Abertura.docx
@@ -591,7 +591,7 @@
           <w:i w:val="0"/>
           <w:sz w:val="22"/>
         </w:rPr>
-        <w:t>Reconstruir o modelo de captura de andamentos processuais da plataforma de monitoramento da AASP, substituindo a dependência de web scrapers frágeis e de APIs privadas pagas por uma arquitetura baseada em duas fontes complementares: (1) um agente de captura nativo para o TJSP via EPROC/ESAJ e (2) a API DataJud do Conselho Nacional de Justiça (CNJ) como fonte primária e universal de captura. O resultado esperado é uma operação de captura mais estável, com cobertura nacional, custo significativamente menor (economia projetada de ~R$ 180 mil anuais) e observabilidade adequada para reprocessamento e escalonamento.</w:t>
+        <w:t>Reconstruir o modelo de captura de andamentos processuais da plataforma de monitoramento da AASP, substituindo a dependência de web scrapers frágeis e de APIs privadas pagas por uma arquitetura baseada em duas fontes complementares: (1) um agente de captura nativo para o TJSP via EPROC/ESAJ e (2) a API DataJud do Conselho Nacional de Justiça (CNJ) como fonte primária e universal de captura. O resultado esperado é uma operação de captura mais estável, com cobertura nacional, custo significativamente menor (economia projetada de ~R$ 176 mil anuais) e observabilidade adequada para reprocessamento e escalonamento.</w:t>
       </w:r>
     </w:p>
     <w:p>

--- a/mps-nivel-c/oficial/04_registros/AASP_CNJ/TAP-AASPCNJ01-001_Termo-de-Abertura.docx
+++ b/mps-nivel-c/oficial/04_registros/AASP_CNJ/TAP-AASPCNJ01-001_Termo-de-Abertura.docx
@@ -34,7 +34,7 @@
           <w:color w:val="555555"/>
           <w:sz w:val="20"/>
         </w:rPr>
-        <w:t>TAP-AASPCNJ01-001   ·   Versão Data   ·   01/10/2025   ·   Timeware Brasil</w:t>
+        <w:t>TAP-AASPCNJ01-001   ·   Versão 1.0   ·   01/10/2025   ·   Timeware Brasil</w:t>
       </w:r>
     </w:p>
     <w:p>
@@ -500,12 +500,6 @@
               <w:spacing w:before="40" w:after="40"/>
             </w:pPr>
             <w:r>
-              <w:rPr>
-                <w:rFonts w:ascii="Calibri" w:hAnsi="Calibri"/>
-                <w:b w:val="0"/>
-                <w:i w:val="0"/>
-                <w:sz w:val="20"/>
-              </w:rPr>
               <w:t>Abraão Oliveira</w:t>
             </w:r>
           </w:p>
@@ -597,7 +591,7 @@
           <w:i w:val="0"/>
           <w:sz w:val="22"/>
         </w:rPr>
-        <w:t>Reconstruir o modelo de captura de andamentos processuais da plataforma de monitoramento da AASP, substituindo a dependência de web scrapers frágeis e de APIs privadas pagas por uma arquitetura baseada em duas fontes complementares: (1) um agente de captura nativo para o TJSP via EPROC/ESAJ e (2) a API DataJud do Conselho Nacional de Justiça (CNJ) como fonte primária e universal de captura. O resultado esperado é uma operação de captura mais estável, com cobertura nacional, custo significativamente menor (economia projetada de ~R$ 180 mil anuais) e observabilidade adequada para reprocessamento e escalonamento.</w:t>
+        <w:t>Reconstruir o modelo de captura de andamentos processuais da plataforma de monitoramento da AASP, substituindo a dependência de web scrapers frágeis e de APIs privadas pagas por uma arquitetura baseada em duas fontes complementares: (1) um agente de captura nativo para o TJSP via EPROC/ESAJ e (2) a API DataJud do Conselho Nacional de Justiça (CNJ) como fonte primária e universal de captura. O resultado esperado é uma operação de captura mais estável, com cobertura nacional, custo significativamente menor (economia projetada de ~R$ 176 mil anuais) e observabilidade adequada para reprocessamento e escalonamento.</w:t>
       </w:r>
     </w:p>
     <w:p>
@@ -931,7 +925,7 @@
                 <w:i w:val="0"/>
                 <w:sz w:val="20"/>
               </w:rPr>
-              <w:t>Carlos Alves (Representante do Cliente)</w:t>
+              <w:t>Marcos Correa Fernandez Turnes (Representante do Cliente)</w:t>
             </w:r>
           </w:p>
         </w:tc>
@@ -1013,7 +1007,7 @@
                 <w:i w:val="0"/>
                 <w:sz w:val="20"/>
               </w:rPr>
-              <w:t>Abraão Oliveira (Gerente de Projeto / Tech Lead)</w:t>
+              <w:t>Cézar Hiraki Velázquez (Gerente de Projeto / Tech Lead)</w:t>
             </w:r>
           </w:p>
         </w:tc>
@@ -1262,17 +1256,8 @@
             <w:shd w:val="clear" w:color="auto" w:fill="EBF5FB"/>
           </w:tcPr>
           <w:p>
-            <w:pPr>
-              <w:spacing w:before="40" w:after="40"/>
-            </w:pPr>
             <w:r>
-              <w:rPr>
-                <w:rFonts w:ascii="Calibri" w:hAnsi="Calibri"/>
-                <w:b w:val="0"/>
-                <w:i w:val="0"/>
-                <w:sz w:val="20"/>
-              </w:rPr>
-              <w:t>Gerente de Projeto / Tech Lead</w:t>
+              <w:t>Gerente de Projeto</w:t>
             </w:r>
           </w:p>
         </w:tc>
@@ -1288,16 +1273,7 @@
             <w:shd w:val="clear" w:color="auto" w:fill="EBF5FB"/>
           </w:tcPr>
           <w:p>
-            <w:pPr>
-              <w:spacing w:before="40" w:after="40"/>
-            </w:pPr>
             <w:r>
-              <w:rPr>
-                <w:rFonts w:ascii="Calibri" w:hAnsi="Calibri"/>
-                <w:b w:val="0"/>
-                <w:i w:val="0"/>
-                <w:sz w:val="20"/>
-              </w:rPr>
               <w:t>Abraão Oliveira</w:t>
             </w:r>
           </w:p>
@@ -1318,17 +1294,8 @@
             </w:tcMar>
           </w:tcPr>
           <w:p>
-            <w:pPr>
-              <w:spacing w:before="40" w:after="40"/>
-            </w:pPr>
             <w:r>
-              <w:rPr>
-                <w:rFonts w:ascii="Calibri" w:hAnsi="Calibri"/>
-                <w:b w:val="0"/>
-                <w:i w:val="0"/>
-                <w:sz w:val="20"/>
-              </w:rPr>
-              <w:t>Arquiteto de Software</w:t>
+              <w:t>Tech Lead / DevOps / Arquiteto</w:t>
             </w:r>
           </w:p>
         </w:tc>
@@ -1343,17 +1310,8 @@
             </w:tcMar>
           </w:tcPr>
           <w:p>
-            <w:pPr>
-              <w:spacing w:before="40" w:after="40"/>
-            </w:pPr>
             <w:r>
-              <w:rPr>
-                <w:rFonts w:ascii="Calibri" w:hAnsi="Calibri"/>
-                <w:b w:val="0"/>
-                <w:i w:val="0"/>
-                <w:sz w:val="20"/>
-              </w:rPr>
-              <w:t>Cézar Hiraki</w:t>
+              <w:t>Cézar Hiraki Velázquez</w:t>
             </w:r>
           </w:p>
         </w:tc>
@@ -1374,16 +1332,7 @@
             <w:shd w:val="clear" w:color="auto" w:fill="EBF5FB"/>
           </w:tcPr>
           <w:p>
-            <w:pPr>
-              <w:spacing w:before="40" w:after="40"/>
-            </w:pPr>
             <w:r>
-              <w:rPr>
-                <w:rFonts w:ascii="Calibri" w:hAnsi="Calibri"/>
-                <w:b w:val="0"/>
-                <w:i w:val="0"/>
-                <w:sz w:val="20"/>
-              </w:rPr>
               <w:t>Desenvolvedor Sênior (Principal)</w:t>
             </w:r>
           </w:p>
@@ -1400,16 +1349,7 @@
             <w:shd w:val="clear" w:color="auto" w:fill="EBF5FB"/>
           </w:tcPr>
           <w:p>
-            <w:pPr>
-              <w:spacing w:before="40" w:after="40"/>
-            </w:pPr>
             <w:r>
-              <w:rPr>
-                <w:rFonts w:ascii="Calibri" w:hAnsi="Calibri"/>
-                <w:b w:val="0"/>
-                <w:i w:val="0"/>
-                <w:sz w:val="20"/>
-              </w:rPr>
               <w:t>Raony Chagas</w:t>
             </w:r>
           </w:p>
@@ -1430,17 +1370,8 @@
             </w:tcMar>
           </w:tcPr>
           <w:p>
-            <w:pPr>
-              <w:spacing w:before="40" w:after="40"/>
-            </w:pPr>
             <w:r>
-              <w:rPr>
-                <w:rFonts w:ascii="Calibri" w:hAnsi="Calibri"/>
-                <w:b w:val="0"/>
-                <w:i w:val="0"/>
-                <w:sz w:val="20"/>
-              </w:rPr>
-              <w:t>Desenvolvedor (Suporte)</w:t>
+              <w:t>Desenvolvedor</w:t>
             </w:r>
           </w:p>
         </w:tc>
@@ -1455,17 +1386,8 @@
             </w:tcMar>
           </w:tcPr>
           <w:p>
-            <w:pPr>
-              <w:spacing w:before="40" w:after="40"/>
-            </w:pPr>
             <w:r>
-              <w:rPr>
-                <w:rFonts w:ascii="Calibri" w:hAnsi="Calibri"/>
-                <w:b w:val="0"/>
-                <w:i w:val="0"/>
-                <w:sz w:val="20"/>
-              </w:rPr>
-              <w:t>Levi Santos (incorporado em abr/2026)</w:t>
+              <w:t>Mateus Veloso</w:t>
             </w:r>
           </w:p>
         </w:tc>
@@ -1486,17 +1408,8 @@
             <w:shd w:val="clear" w:color="auto" w:fill="EBF5FB"/>
           </w:tcPr>
           <w:p>
-            <w:pPr>
-              <w:spacing w:before="40" w:after="40"/>
-            </w:pPr>
             <w:r>
-              <w:rPr>
-                <w:rFonts w:ascii="Calibri" w:hAnsi="Calibri"/>
-                <w:b w:val="0"/>
-                <w:i w:val="0"/>
-                <w:sz w:val="20"/>
-              </w:rPr>
-              <w:t>Analista de Testes</w:t>
+              <w:t>Desenvolvedor</w:t>
             </w:r>
           </w:p>
         </w:tc>
@@ -1512,17 +1425,8 @@
             <w:shd w:val="clear" w:color="auto" w:fill="EBF5FB"/>
           </w:tcPr>
           <w:p>
-            <w:pPr>
-              <w:spacing w:before="40" w:after="40"/>
-            </w:pPr>
             <w:r>
-              <w:rPr>
-                <w:rFonts w:ascii="Calibri" w:hAnsi="Calibri"/>
-                <w:b w:val="0"/>
-                <w:i w:val="0"/>
-                <w:sz w:val="20"/>
-              </w:rPr>
-              <w:t>Jonatan (a partir da Fase 5)</w:t>
+              <w:t>Lucas Batista</w:t>
             </w:r>
           </w:p>
         </w:tc>
@@ -1542,17 +1446,8 @@
             </w:tcMar>
           </w:tcPr>
           <w:p>
-            <w:pPr>
-              <w:spacing w:before="40" w:after="40"/>
-            </w:pPr>
             <w:r>
-              <w:rPr>
-                <w:rFonts w:ascii="Calibri" w:hAnsi="Calibri"/>
-                <w:b w:val="0"/>
-                <w:i w:val="0"/>
-                <w:sz w:val="20"/>
-              </w:rPr>
-              <w:t>Infraestrutura / DevOps</w:t>
+              <w:t>Analista de QA</w:t>
             </w:r>
           </w:p>
         </w:tc>
@@ -1567,17 +1462,30 @@
             </w:tcMar>
           </w:tcPr>
           <w:p>
-            <w:pPr>
-              <w:spacing w:before="40" w:after="40"/>
-            </w:pPr>
             <w:r>
-              <w:rPr>
-                <w:rFonts w:ascii="Calibri" w:hAnsi="Calibri"/>
-                <w:b w:val="0"/>
-                <w:i w:val="0"/>
-                <w:sz w:val="20"/>
-              </w:rPr>
-              <w:t>David</w:t>
+              <w:t>Caroline Sousa</w:t>
+            </w:r>
+          </w:p>
+        </w:tc>
+      </w:tr>
+      <w:tr>
+        <w:tc>
+          <w:tcPr>
+            <w:tcW w:type="dxa" w:w="4451"/>
+          </w:tcPr>
+          <w:p>
+            <w:r>
+              <w:t>Auditor GQA (independente)</w:t>
+            </w:r>
+          </w:p>
+        </w:tc>
+        <w:tc>
+          <w:tcPr>
+            <w:tcW w:type="dxa" w:w="4451"/>
+          </w:tcPr>
+          <w:p>
+            <w:r>
+              <w:t>Jonathan Barbosa</w:t>
             </w:r>
           </w:p>
         </w:tc>

--- a/mps-nivel-c/oficial/04_registros/AASP_CNJ/TAP-AASPCNJ01-001_Termo-de-Abertura.docx
+++ b/mps-nivel-c/oficial/04_registros/AASP_CNJ/TAP-AASPCNJ01-001_Termo-de-Abertura.docx
@@ -1007,7 +1007,7 @@
                 <w:i w:val="0"/>
                 <w:sz w:val="20"/>
               </w:rPr>
-              <w:t>Cézar Hiraki Velázquez (Gerente de Projeto / Tech Lead)</w:t>
+              <w:t>Cézar Hiraki Velázquez (Tech Lead / DevOps / Arquiteto)</w:t>
             </w:r>
           </w:p>
         </w:tc>

--- a/mps-nivel-c/oficial/04_registros/AASP_CNJ/TAP-AASPCNJ01-001_Termo-de-Abertura.docx
+++ b/mps-nivel-c/oficial/04_registros/AASP_CNJ/TAP-AASPCNJ01-001_Termo-de-Abertura.docx
@@ -2514,7 +2514,7 @@
                 <w:i w:val="0"/>
                 <w:sz w:val="20"/>
               </w:rPr>
-              <w:t>11/06/2026</w:t>
+              <w:t>01/10/2025</w:t>
             </w:r>
           </w:p>
         </w:tc>
@@ -2539,7 +2539,7 @@
                 <w:i w:val="0"/>
                 <w:sz w:val="20"/>
               </w:rPr>
-              <w:t>Time de Melhoria Contínua</w:t>
+              <w:t>Abraão Oliveira (Gerente de Projeto)</w:t>
             </w:r>
           </w:p>
         </w:tc>
@@ -2564,7 +2564,7 @@
                 <w:i w:val="0"/>
                 <w:sz w:val="20"/>
               </w:rPr>
-              <w:t>Termo de abertura consolidado a partir do Registro de Projeto AASP_CNJ v1.0 (08/06/2026).</w:t>
+              <w:t>Termo de abertura do projeto.</w:t>
             </w:r>
           </w:p>
         </w:tc>

--- a/mps-nivel-c/oficial/04_registros/AASP_CNJ/TAP-AASPCNJ01-001_Termo-de-Abertura.docx
+++ b/mps-nivel-c/oficial/04_registros/AASP_CNJ/TAP-AASPCNJ01-001_Termo-de-Abertura.docx
@@ -2514,7 +2514,7 @@
                 <w:i w:val="0"/>
                 <w:sz w:val="20"/>
               </w:rPr>
-              <w:t>11/06/2026</w:t>
+              <w:t>01/10/2025</w:t>
             </w:r>
           </w:p>
         </w:tc>
@@ -2539,7 +2539,7 @@
                 <w:i w:val="0"/>
                 <w:sz w:val="20"/>
               </w:rPr>
-              <w:t>Time de Melhoria Contínua</w:t>
+              <w:t>Gerente de Projeto</w:t>
             </w:r>
           </w:p>
         </w:tc>

--- a/mps-nivel-c/oficial/04_registros/AASP_CNJ/TAP-AASPCNJ01-001_Termo-de-Abertura.docx
+++ b/mps-nivel-c/oficial/04_registros/AASP_CNJ/TAP-AASPCNJ01-001_Termo-de-Abertura.docx
@@ -2564,7 +2564,7 @@
                 <w:i w:val="0"/>
                 <w:sz w:val="20"/>
               </w:rPr>
-              <w:t>Termo de abertura consolidado a partir do Registro de Projeto AASP_CNJ v1.0 (08/06/2026).</w:t>
+              <w:t>Termo de abertura consolidado a partir do Registro de Projeto AASP_CNJ v1.0.</w:t>
             </w:r>
           </w:p>
         </w:tc>

--- a/mps-nivel-c/oficial/04_registros/AASP_CNJ/TAP-AASPCNJ01-001_Termo-de-Abertura.docx
+++ b/mps-nivel-c/oficial/04_registros/AASP_CNJ/TAP-AASPCNJ01-001_Termo-de-Abertura.docx
@@ -1916,7 +1916,7 @@
                 <w:i w:val="0"/>
                 <w:sz w:val="20"/>
               </w:rPr>
-              <w:t>30/06/2026</w:t>
+              <w:t>31/08/2026</w:t>
             </w:r>
           </w:p>
         </w:tc>
